--- a/docs/package/05_Delivery/BrokerVerse_Schedules_and_Batch_Jobs.docx
+++ b/docs/package/05_Delivery/BrokerVerse_Schedules_and_Batch_Jobs.docx
@@ -789,7 +789,7 @@
             </w:rPr>
             <w:fldChar w:fldCharType="separate"/>
           </w:r>
-          <w:hyperlink w:anchor="__RefHeading___Toc136465_4049217194">
+          <w:hyperlink w:anchor="__RefHeading___Toc136465_3199679052">
             <w:r>
               <w:rPr>
                 <w:webHidden/>
@@ -824,7 +824,7 @@
             </w:tabs>
             <w:rPr/>
           </w:pPr>
-          <w:hyperlink w:anchor="__RefHeading___Toc136467_4049217194">
+          <w:hyperlink w:anchor="__RefHeading___Toc136467_3199679052">
             <w:r>
               <w:rPr>
                 <w:webHidden/>
@@ -853,7 +853,7 @@
             </w:tabs>
             <w:rPr/>
           </w:pPr>
-          <w:hyperlink w:anchor="__RefHeading___Toc136469_4049217194">
+          <w:hyperlink w:anchor="__RefHeading___Toc136469_3199679052">
             <w:r>
               <w:rPr>
                 <w:webHidden/>
@@ -875,7 +875,7 @@
             </w:tabs>
             <w:rPr/>
           </w:pPr>
-          <w:hyperlink w:anchor="__RefHeading___Toc136471_4049217194">
+          <w:hyperlink w:anchor="__RefHeading___Toc136471_3199679052">
             <w:r>
               <w:rPr>
                 <w:webHidden/>
@@ -897,7 +897,7 @@
             </w:tabs>
             <w:rPr/>
           </w:pPr>
-          <w:hyperlink w:anchor="__RefHeading___Toc136473_4049217194">
+          <w:hyperlink w:anchor="__RefHeading___Toc136473_3199679052">
             <w:r>
               <w:rPr>
                 <w:webHidden/>
@@ -919,7 +919,7 @@
             </w:tabs>
             <w:rPr/>
           </w:pPr>
-          <w:hyperlink w:anchor="__RefHeading___Toc136475_4049217194">
+          <w:hyperlink w:anchor="__RefHeading___Toc136475_3199679052">
             <w:r>
               <w:rPr>
                 <w:webHidden/>
@@ -941,7 +941,7 @@
             </w:tabs>
             <w:rPr/>
           </w:pPr>
-          <w:hyperlink w:anchor="__RefHeading___Toc136477_4049217194">
+          <w:hyperlink w:anchor="__RefHeading___Toc136477_3199679052">
             <w:r>
               <w:rPr>
                 <w:webHidden/>
@@ -963,7 +963,7 @@
             </w:tabs>
             <w:rPr/>
           </w:pPr>
-          <w:hyperlink w:anchor="__RefHeading___Toc136479_4049217194">
+          <w:hyperlink w:anchor="__RefHeading___Toc136479_3199679052">
             <w:r>
               <w:rPr>
                 <w:webHidden/>
@@ -985,7 +985,7 @@
             </w:tabs>
             <w:rPr/>
           </w:pPr>
-          <w:hyperlink w:anchor="__RefHeading___Toc136481_4049217194">
+          <w:hyperlink w:anchor="__RefHeading___Toc136481_3199679052">
             <w:r>
               <w:rPr>
                 <w:webHidden/>
@@ -1007,7 +1007,7 @@
             </w:tabs>
             <w:rPr/>
           </w:pPr>
-          <w:hyperlink w:anchor="__RefHeading___Toc136483_4049217194">
+          <w:hyperlink w:anchor="__RefHeading___Toc136483_3199679052">
             <w:r>
               <w:rPr>
                 <w:webHidden/>
@@ -1029,7 +1029,7 @@
             </w:tabs>
             <w:rPr/>
           </w:pPr>
-          <w:hyperlink w:anchor="__RefHeading___Toc136485_4049217194">
+          <w:hyperlink w:anchor="__RefHeading___Toc136485_3199679052">
             <w:r>
               <w:rPr>
                 <w:webHidden/>
@@ -1051,7 +1051,7 @@
             </w:tabs>
             <w:rPr/>
           </w:pPr>
-          <w:hyperlink w:anchor="__RefHeading___Toc136487_4049217194">
+          <w:hyperlink w:anchor="__RefHeading___Toc136487_3199679052">
             <w:r>
               <w:rPr>
                 <w:webHidden/>
@@ -1073,7 +1073,7 @@
             </w:tabs>
             <w:rPr/>
           </w:pPr>
-          <w:hyperlink w:anchor="__RefHeading___Toc136489_4049217194">
+          <w:hyperlink w:anchor="__RefHeading___Toc136489_3199679052">
             <w:r>
               <w:rPr>
                 <w:webHidden/>
@@ -1095,7 +1095,7 @@
             </w:tabs>
             <w:rPr/>
           </w:pPr>
-          <w:hyperlink w:anchor="__RefHeading___Toc136491_4049217194">
+          <w:hyperlink w:anchor="__RefHeading___Toc136491_3199679052">
             <w:r>
               <w:rPr>
                 <w:webHidden/>
@@ -1117,7 +1117,7 @@
             </w:tabs>
             <w:rPr/>
           </w:pPr>
-          <w:hyperlink w:anchor="__RefHeading___Toc136493_4049217194">
+          <w:hyperlink w:anchor="__RefHeading___Toc136493_3199679052">
             <w:r>
               <w:rPr>
                 <w:webHidden/>
@@ -1139,7 +1139,7 @@
             </w:tabs>
             <w:rPr/>
           </w:pPr>
-          <w:hyperlink w:anchor="__RefHeading___Toc136495_4049217194">
+          <w:hyperlink w:anchor="__RefHeading___Toc136495_3199679052">
             <w:r>
               <w:rPr>
                 <w:webHidden/>
@@ -1161,7 +1161,7 @@
             </w:tabs>
             <w:rPr/>
           </w:pPr>
-          <w:hyperlink w:anchor="__RefHeading___Toc136497_4049217194">
+          <w:hyperlink w:anchor="__RefHeading___Toc136497_3199679052">
             <w:r>
               <w:rPr>
                 <w:webHidden/>
@@ -1183,7 +1183,7 @@
             </w:tabs>
             <w:rPr/>
           </w:pPr>
-          <w:hyperlink w:anchor="__RefHeading___Toc136499_4049217194">
+          <w:hyperlink w:anchor="__RefHeading___Toc136499_3199679052">
             <w:r>
               <w:rPr>
                 <w:webHidden/>
@@ -1205,7 +1205,7 @@
             </w:tabs>
             <w:rPr/>
           </w:pPr>
-          <w:hyperlink w:anchor="__RefHeading___Toc136501_4049217194">
+          <w:hyperlink w:anchor="__RefHeading___Toc136501_3199679052">
             <w:r>
               <w:rPr>
                 <w:webHidden/>
@@ -1227,7 +1227,7 @@
             </w:tabs>
             <w:rPr/>
           </w:pPr>
-          <w:hyperlink w:anchor="__RefHeading___Toc136503_4049217194">
+          <w:hyperlink w:anchor="__RefHeading___Toc136503_3199679052">
             <w:r>
               <w:rPr>
                 <w:webHidden/>
@@ -1249,7 +1249,7 @@
             </w:tabs>
             <w:rPr/>
           </w:pPr>
-          <w:hyperlink w:anchor="__RefHeading___Toc136505_4049217194">
+          <w:hyperlink w:anchor="__RefHeading___Toc136505_3199679052">
             <w:r>
               <w:rPr>
                 <w:webHidden/>
@@ -1271,7 +1271,7 @@
             </w:tabs>
             <w:rPr/>
           </w:pPr>
-          <w:hyperlink w:anchor="__RefHeading___Toc136507_4049217194">
+          <w:hyperlink w:anchor="__RefHeading___Toc136507_3199679052">
             <w:r>
               <w:rPr>
                 <w:webHidden/>
@@ -1293,7 +1293,7 @@
             </w:tabs>
             <w:rPr/>
           </w:pPr>
-          <w:hyperlink w:anchor="__RefHeading___Toc136509_4049217194">
+          <w:hyperlink w:anchor="__RefHeading___Toc136509_3199679052">
             <w:r>
               <w:rPr>
                 <w:webHidden/>
@@ -1315,7 +1315,7 @@
             </w:tabs>
             <w:rPr/>
           </w:pPr>
-          <w:hyperlink w:anchor="__RefHeading___Toc136511_4049217194">
+          <w:hyperlink w:anchor="__RefHeading___Toc136511_3199679052">
             <w:r>
               <w:rPr>
                 <w:webHidden/>
@@ -1337,7 +1337,7 @@
             </w:tabs>
             <w:rPr/>
           </w:pPr>
-          <w:hyperlink w:anchor="__RefHeading___Toc136513_4049217194">
+          <w:hyperlink w:anchor="__RefHeading___Toc136513_3199679052">
             <w:r>
               <w:rPr>
                 <w:webHidden/>
@@ -1359,7 +1359,7 @@
             </w:tabs>
             <w:rPr/>
           </w:pPr>
-          <w:hyperlink w:anchor="__RefHeading___Toc136515_4049217194">
+          <w:hyperlink w:anchor="__RefHeading___Toc136515_3199679052">
             <w:r>
               <w:rPr>
                 <w:webHidden/>
@@ -1381,7 +1381,7 @@
             </w:tabs>
             <w:rPr/>
           </w:pPr>
-          <w:hyperlink w:anchor="__RefHeading___Toc136517_4049217194">
+          <w:hyperlink w:anchor="__RefHeading___Toc136517_3199679052">
             <w:r>
               <w:rPr>
                 <w:webHidden/>
@@ -1403,7 +1403,7 @@
             </w:tabs>
             <w:rPr/>
           </w:pPr>
-          <w:hyperlink w:anchor="__RefHeading___Toc136519_4049217194">
+          <w:hyperlink w:anchor="__RefHeading___Toc136519_3199679052">
             <w:r>
               <w:rPr>
                 <w:webHidden/>
@@ -1425,7 +1425,7 @@
             </w:tabs>
             <w:rPr/>
           </w:pPr>
-          <w:hyperlink w:anchor="__RefHeading___Toc136521_4049217194">
+          <w:hyperlink w:anchor="__RefHeading___Toc136521_3199679052">
             <w:r>
               <w:rPr>
                 <w:webHidden/>
@@ -1447,7 +1447,7 @@
             </w:tabs>
             <w:rPr/>
           </w:pPr>
-          <w:hyperlink w:anchor="__RefHeading___Toc136523_4049217194">
+          <w:hyperlink w:anchor="__RefHeading___Toc136523_3199679052">
             <w:r>
               <w:rPr>
                 <w:webHidden/>
@@ -1469,7 +1469,7 @@
             </w:tabs>
             <w:rPr/>
           </w:pPr>
-          <w:hyperlink w:anchor="__RefHeading___Toc136525_4049217194">
+          <w:hyperlink w:anchor="__RefHeading___Toc136525_3199679052">
             <w:r>
               <w:rPr>
                 <w:webHidden/>
@@ -1491,7 +1491,7 @@
             </w:tabs>
             <w:rPr/>
           </w:pPr>
-          <w:hyperlink w:anchor="__RefHeading___Toc136527_4049217194">
+          <w:hyperlink w:anchor="__RefHeading___Toc136527_3199679052">
             <w:r>
               <w:rPr>
                 <w:webHidden/>
@@ -1513,7 +1513,7 @@
             </w:tabs>
             <w:rPr/>
           </w:pPr>
-          <w:hyperlink w:anchor="__RefHeading___Toc136529_4049217194">
+          <w:hyperlink w:anchor="__RefHeading___Toc136529_3199679052">
             <w:r>
               <w:rPr>
                 <w:webHidden/>
@@ -1535,7 +1535,7 @@
             </w:tabs>
             <w:rPr/>
           </w:pPr>
-          <w:hyperlink w:anchor="__RefHeading___Toc136531_4049217194">
+          <w:hyperlink w:anchor="__RefHeading___Toc136531_3199679052">
             <w:r>
               <w:rPr>
                 <w:webHidden/>
@@ -1557,7 +1557,7 @@
             </w:tabs>
             <w:rPr/>
           </w:pPr>
-          <w:hyperlink w:anchor="__RefHeading___Toc136533_4049217194">
+          <w:hyperlink w:anchor="__RefHeading___Toc136533_3199679052">
             <w:r>
               <w:rPr>
                 <w:webHidden/>
@@ -1579,7 +1579,7 @@
             </w:tabs>
             <w:rPr/>
           </w:pPr>
-          <w:hyperlink w:anchor="__RefHeading___Toc136535_4049217194">
+          <w:hyperlink w:anchor="__RefHeading___Toc136535_3199679052">
             <w:r>
               <w:rPr>
                 <w:webHidden/>
@@ -1601,7 +1601,7 @@
             </w:tabs>
             <w:rPr/>
           </w:pPr>
-          <w:hyperlink w:anchor="__RefHeading___Toc136537_4049217194">
+          <w:hyperlink w:anchor="__RefHeading___Toc136537_3199679052">
             <w:r>
               <w:rPr>
                 <w:webHidden/>
@@ -1623,7 +1623,7 @@
             </w:tabs>
             <w:rPr/>
           </w:pPr>
-          <w:hyperlink w:anchor="__RefHeading___Toc136539_4049217194">
+          <w:hyperlink w:anchor="__RefHeading___Toc136539_3199679052">
             <w:r>
               <w:rPr>
                 <w:webHidden/>
@@ -1645,7 +1645,7 @@
             </w:tabs>
             <w:rPr/>
           </w:pPr>
-          <w:hyperlink w:anchor="__RefHeading___Toc136541_4049217194">
+          <w:hyperlink w:anchor="__RefHeading___Toc136541_3199679052">
             <w:r>
               <w:rPr>
                 <w:webHidden/>
@@ -1667,7 +1667,7 @@
             </w:tabs>
             <w:rPr/>
           </w:pPr>
-          <w:hyperlink w:anchor="__RefHeading___Toc136543_4049217194">
+          <w:hyperlink w:anchor="__RefHeading___Toc136543_3199679052">
             <w:r>
               <w:rPr>
                 <w:webHidden/>
@@ -1689,7 +1689,7 @@
             </w:tabs>
             <w:rPr/>
           </w:pPr>
-          <w:hyperlink w:anchor="__RefHeading___Toc136545_4049217194">
+          <w:hyperlink w:anchor="__RefHeading___Toc136545_3199679052">
             <w:r>
               <w:rPr>
                 <w:webHidden/>
@@ -1711,7 +1711,7 @@
             </w:tabs>
             <w:rPr/>
           </w:pPr>
-          <w:hyperlink w:anchor="__RefHeading___Toc136547_4049217194">
+          <w:hyperlink w:anchor="__RefHeading___Toc136547_3199679052">
             <w:r>
               <w:rPr>
                 <w:webHidden/>
@@ -1733,7 +1733,7 @@
             </w:tabs>
             <w:rPr/>
           </w:pPr>
-          <w:hyperlink w:anchor="__RefHeading___Toc136549_4049217194">
+          <w:hyperlink w:anchor="__RefHeading___Toc136549_3199679052">
             <w:r>
               <w:rPr>
                 <w:webHidden/>
@@ -1755,7 +1755,7 @@
             </w:tabs>
             <w:rPr/>
           </w:pPr>
-          <w:hyperlink w:anchor="__RefHeading___Toc136551_4049217194">
+          <w:hyperlink w:anchor="__RefHeading___Toc136551_3199679052">
             <w:r>
               <w:rPr>
                 <w:webHidden/>
@@ -1777,7 +1777,7 @@
             </w:tabs>
             <w:rPr/>
           </w:pPr>
-          <w:hyperlink w:anchor="__RefHeading___Toc136553_4049217194">
+          <w:hyperlink w:anchor="__RefHeading___Toc136553_3199679052">
             <w:r>
               <w:rPr>
                 <w:webHidden/>
@@ -1799,7 +1799,7 @@
             </w:tabs>
             <w:rPr/>
           </w:pPr>
-          <w:hyperlink w:anchor="__RefHeading___Toc136555_4049217194">
+          <w:hyperlink w:anchor="__RefHeading___Toc136555_3199679052">
             <w:r>
               <w:rPr>
                 <w:webHidden/>
@@ -1821,7 +1821,7 @@
             </w:tabs>
             <w:rPr/>
           </w:pPr>
-          <w:hyperlink w:anchor="__RefHeading___Toc136557_4049217194">
+          <w:hyperlink w:anchor="__RefHeading___Toc136557_3199679052">
             <w:r>
               <w:rPr>
                 <w:webHidden/>
@@ -1869,7 +1869,7 @@
       <w:r>
         <w:br w:type="page"/>
       </w:r>
-      <w:bookmarkStart w:id="0" w:name="__RefHeading___Toc136465_4049217194"/>
+      <w:bookmarkStart w:id="0" w:name="__RefHeading___Toc136465_3199679052"/>
       <w:bookmarkStart w:id="1" w:name="_Toc48319687"/>
       <w:bookmarkStart w:id="2" w:name="_Toc11824118"/>
       <w:bookmarkEnd w:id="0"/>
@@ -2512,7 +2512,7 @@
           <w:spacing w:val="0"/>
         </w:rPr>
       </w:pPr>
-      <w:bookmarkStart w:id="4" w:name="__RefHeading___Toc136467_4049217194"/>
+      <w:bookmarkStart w:id="4" w:name="__RefHeading___Toc136467_3199679052"/>
       <w:bookmarkStart w:id="5" w:name="_Toc233203388"/>
       <w:bookmarkEnd w:id="4"/>
       <w:r>
@@ -3896,7 +3896,7 @@
         <w:pageBreakBefore w:val="false"/>
         <w:rPr/>
       </w:pPr>
-      <w:bookmarkStart w:id="6" w:name="__RefHeading___Toc136469_4049217194"/>
+      <w:bookmarkStart w:id="6" w:name="__RefHeading___Toc136469_3199679052"/>
       <w:bookmarkEnd w:id="6"/>
       <w:r>
         <w:rPr>
@@ -4007,7 +4007,7 @@
         <w:pStyle w:val="Heading2"/>
         <w:rPr/>
       </w:pPr>
-      <w:bookmarkStart w:id="7" w:name="__RefHeading___Toc136471_4049217194"/>
+      <w:bookmarkStart w:id="7" w:name="__RefHeading___Toc136471_3199679052"/>
       <w:bookmarkEnd w:id="7"/>
       <w:r>
         <w:rPr>
@@ -4603,7 +4603,7 @@
       <w:r>
         <w:br w:type="page"/>
       </w:r>
-      <w:bookmarkStart w:id="8" w:name="__RefHeading___Toc136473_4049217194"/>
+      <w:bookmarkStart w:id="8" w:name="__RefHeading___Toc136473_3199679052"/>
       <w:bookmarkEnd w:id="8"/>
       <w:r>
         <w:rPr>
@@ -4620,7 +4620,7 @@
         <w:pStyle w:val="Heading2"/>
         <w:rPr/>
       </w:pPr>
-      <w:bookmarkStart w:id="9" w:name="__RefHeading___Toc136475_4049217194"/>
+      <w:bookmarkStart w:id="9" w:name="__RefHeading___Toc136475_3199679052"/>
       <w:bookmarkEnd w:id="9"/>
       <w:r>
         <w:rPr>
@@ -5735,7 +5735,7 @@
         <w:pStyle w:val="Heading2"/>
         <w:rPr/>
       </w:pPr>
-      <w:bookmarkStart w:id="10" w:name="__RefHeading___Toc136477_4049217194"/>
+      <w:bookmarkStart w:id="10" w:name="__RefHeading___Toc136477_3199679052"/>
       <w:bookmarkEnd w:id="10"/>
       <w:r>
         <w:rPr>
@@ -6525,7 +6525,7 @@
         <w:pStyle w:val="Heading1"/>
         <w:rPr/>
       </w:pPr>
-      <w:bookmarkStart w:id="11" w:name="__RefHeading___Toc136479_4049217194"/>
+      <w:bookmarkStart w:id="11" w:name="__RefHeading___Toc136479_3199679052"/>
       <w:bookmarkEnd w:id="11"/>
       <w:r>
         <w:rPr>
@@ -6542,7 +6542,7 @@
         <w:pStyle w:val="Heading2"/>
         <w:rPr/>
       </w:pPr>
-      <w:bookmarkStart w:id="12" w:name="__RefHeading___Toc136481_4049217194"/>
+      <w:bookmarkStart w:id="12" w:name="__RefHeading___Toc136481_3199679052"/>
       <w:bookmarkEnd w:id="12"/>
       <w:r>
         <w:rPr>
@@ -11138,7 +11138,7 @@
         <w:pStyle w:val="Heading2"/>
         <w:rPr/>
       </w:pPr>
-      <w:bookmarkStart w:id="13" w:name="__RefHeading___Toc136483_4049217194"/>
+      <w:bookmarkStart w:id="13" w:name="__RefHeading___Toc136483_3199679052"/>
       <w:bookmarkEnd w:id="13"/>
       <w:r>
         <w:rPr>
@@ -11950,7 +11950,7 @@
         <w:pStyle w:val="Heading2"/>
         <w:rPr/>
       </w:pPr>
-      <w:bookmarkStart w:id="14" w:name="__RefHeading___Toc136485_4049217194"/>
+      <w:bookmarkStart w:id="14" w:name="__RefHeading___Toc136485_3199679052"/>
       <w:bookmarkEnd w:id="14"/>
       <w:r>
         <w:rPr>
@@ -12502,7 +12502,7 @@
         <w:pStyle w:val="Heading2"/>
         <w:rPr/>
       </w:pPr>
-      <w:bookmarkStart w:id="15" w:name="__RefHeading___Toc136487_4049217194"/>
+      <w:bookmarkStart w:id="15" w:name="__RefHeading___Toc136487_3199679052"/>
       <w:bookmarkEnd w:id="15"/>
       <w:r>
         <w:rPr>
@@ -12550,7 +12550,7 @@
         <w:pStyle w:val="Heading2"/>
         <w:rPr/>
       </w:pPr>
-      <w:bookmarkStart w:id="16" w:name="__RefHeading___Toc136489_4049217194"/>
+      <w:bookmarkStart w:id="16" w:name="__RefHeading___Toc136489_3199679052"/>
       <w:bookmarkEnd w:id="16"/>
       <w:r>
         <w:rPr>
@@ -12631,7 +12631,7 @@
         <w:pStyle w:val="Heading2"/>
         <w:rPr/>
       </w:pPr>
-      <w:bookmarkStart w:id="17" w:name="__RefHeading___Toc136491_4049217194"/>
+      <w:bookmarkStart w:id="17" w:name="__RefHeading___Toc136491_3199679052"/>
       <w:bookmarkEnd w:id="17"/>
       <w:r>
         <w:rPr>
@@ -13289,7 +13289,7 @@
         <w:pStyle w:val="Heading2"/>
         <w:rPr/>
       </w:pPr>
-      <w:bookmarkStart w:id="18" w:name="__RefHeading___Toc136493_4049217194"/>
+      <w:bookmarkStart w:id="18" w:name="__RefHeading___Toc136493_3199679052"/>
       <w:bookmarkEnd w:id="18"/>
       <w:r>
         <w:rPr>
@@ -13410,7 +13410,7 @@
         <w:pStyle w:val="Heading2"/>
         <w:rPr/>
       </w:pPr>
-      <w:bookmarkStart w:id="19" w:name="__RefHeading___Toc136495_4049217194"/>
+      <w:bookmarkStart w:id="19" w:name="__RefHeading___Toc136495_3199679052"/>
       <w:bookmarkEnd w:id="19"/>
       <w:r>
         <w:rPr>
@@ -13507,7 +13507,7 @@
         <w:pStyle w:val="Heading2"/>
         <w:rPr/>
       </w:pPr>
-      <w:bookmarkStart w:id="20" w:name="__RefHeading___Toc136497_4049217194"/>
+      <w:bookmarkStart w:id="20" w:name="__RefHeading___Toc136497_3199679052"/>
       <w:bookmarkEnd w:id="20"/>
       <w:r>
         <w:rPr>
@@ -14297,7 +14297,7 @@
         <w:pStyle w:val="Heading2"/>
         <w:rPr/>
       </w:pPr>
-      <w:bookmarkStart w:id="21" w:name="__RefHeading___Toc136499_4049217194"/>
+      <w:bookmarkStart w:id="21" w:name="__RefHeading___Toc136499_3199679052"/>
       <w:bookmarkEnd w:id="21"/>
       <w:r>
         <w:rPr>
@@ -14361,7 +14361,7 @@
         <w:pStyle w:val="Heading2"/>
         <w:rPr/>
       </w:pPr>
-      <w:bookmarkStart w:id="22" w:name="__RefHeading___Toc136501_4049217194"/>
+      <w:bookmarkStart w:id="22" w:name="__RefHeading___Toc136501_3199679052"/>
       <w:bookmarkEnd w:id="22"/>
       <w:r>
         <w:rPr>
@@ -14409,7 +14409,7 @@
         <w:pStyle w:val="Heading2"/>
         <w:rPr/>
       </w:pPr>
-      <w:bookmarkStart w:id="23" w:name="__RefHeading___Toc136503_4049217194"/>
+      <w:bookmarkStart w:id="23" w:name="__RefHeading___Toc136503_3199679052"/>
       <w:bookmarkEnd w:id="23"/>
       <w:r>
         <w:rPr>
@@ -16008,7 +16008,7 @@
         <w:pStyle w:val="Heading2"/>
         <w:rPr/>
       </w:pPr>
-      <w:bookmarkStart w:id="24" w:name="__RefHeading___Toc136505_4049217194"/>
+      <w:bookmarkStart w:id="24" w:name="__RefHeading___Toc136505_3199679052"/>
       <w:bookmarkEnd w:id="24"/>
       <w:r>
         <w:rPr>
@@ -16072,7 +16072,7 @@
         <w:pStyle w:val="Heading2"/>
         <w:rPr/>
       </w:pPr>
-      <w:bookmarkStart w:id="25" w:name="__RefHeading___Toc136507_4049217194"/>
+      <w:bookmarkStart w:id="25" w:name="__RefHeading___Toc136507_3199679052"/>
       <w:bookmarkEnd w:id="25"/>
       <w:r>
         <w:rPr>
@@ -16136,7 +16136,7 @@
         <w:pStyle w:val="Heading2"/>
         <w:rPr/>
       </w:pPr>
-      <w:bookmarkStart w:id="26" w:name="__RefHeading___Toc136509_4049217194"/>
+      <w:bookmarkStart w:id="26" w:name="__RefHeading___Toc136509_3199679052"/>
       <w:bookmarkEnd w:id="26"/>
       <w:r>
         <w:rPr>
@@ -16168,7 +16168,7 @@
         <w:pStyle w:val="Heading2"/>
         <w:rPr/>
       </w:pPr>
-      <w:bookmarkStart w:id="27" w:name="__RefHeading___Toc136511_4049217194"/>
+      <w:bookmarkStart w:id="27" w:name="__RefHeading___Toc136511_3199679052"/>
       <w:bookmarkEnd w:id="27"/>
       <w:r>
         <w:rPr>
@@ -16200,7 +16200,7 @@
         <w:pStyle w:val="Heading2"/>
         <w:rPr/>
       </w:pPr>
-      <w:bookmarkStart w:id="28" w:name="__RefHeading___Toc136513_4049217194"/>
+      <w:bookmarkStart w:id="28" w:name="__RefHeading___Toc136513_3199679052"/>
       <w:bookmarkEnd w:id="28"/>
       <w:r>
         <w:rPr>
@@ -16264,7 +16264,7 @@
         <w:pStyle w:val="Heading2"/>
         <w:rPr/>
       </w:pPr>
-      <w:bookmarkStart w:id="29" w:name="__RefHeading___Toc136515_4049217194"/>
+      <w:bookmarkStart w:id="29" w:name="__RefHeading___Toc136515_3199679052"/>
       <w:bookmarkEnd w:id="29"/>
       <w:r>
         <w:rPr>
@@ -16296,7 +16296,7 @@
         <w:pStyle w:val="Heading2"/>
         <w:rPr/>
       </w:pPr>
-      <w:bookmarkStart w:id="30" w:name="__RefHeading___Toc136517_4049217194"/>
+      <w:bookmarkStart w:id="30" w:name="__RefHeading___Toc136517_3199679052"/>
       <w:bookmarkEnd w:id="30"/>
       <w:r>
         <w:rPr>
@@ -16344,7 +16344,7 @@
         <w:pStyle w:val="Heading2"/>
         <w:rPr/>
       </w:pPr>
-      <w:bookmarkStart w:id="31" w:name="__RefHeading___Toc136519_4049217194"/>
+      <w:bookmarkStart w:id="31" w:name="__RefHeading___Toc136519_3199679052"/>
       <w:bookmarkEnd w:id="31"/>
       <w:r>
         <w:rPr>
@@ -16395,7 +16395,7 @@
         <w:pStyle w:val="Heading1"/>
         <w:rPr/>
       </w:pPr>
-      <w:bookmarkStart w:id="32" w:name="__RefHeading___Toc136521_4049217194"/>
+      <w:bookmarkStart w:id="32" w:name="__RefHeading___Toc136521_3199679052"/>
       <w:bookmarkEnd w:id="32"/>
       <w:r>
         <w:rPr>
@@ -16412,7 +16412,7 @@
         <w:pStyle w:val="Heading2"/>
         <w:rPr/>
       </w:pPr>
-      <w:bookmarkStart w:id="33" w:name="__RefHeading___Toc136523_4049217194"/>
+      <w:bookmarkStart w:id="33" w:name="__RefHeading___Toc136523_3199679052"/>
       <w:bookmarkEnd w:id="33"/>
       <w:r>
         <w:rPr>
@@ -17059,7 +17059,7 @@
         <w:pStyle w:val="Heading2"/>
         <w:rPr/>
       </w:pPr>
-      <w:bookmarkStart w:id="34" w:name="__RefHeading___Toc136525_4049217194"/>
+      <w:bookmarkStart w:id="34" w:name="__RefHeading___Toc136525_3199679052"/>
       <w:bookmarkEnd w:id="34"/>
       <w:r>
         <w:rPr>
@@ -17165,7 +17165,7 @@
         <w:pStyle w:val="Heading2"/>
         <w:rPr/>
       </w:pPr>
-      <w:bookmarkStart w:id="35" w:name="__RefHeading___Toc136527_4049217194"/>
+      <w:bookmarkStart w:id="35" w:name="__RefHeading___Toc136527_3199679052"/>
       <w:bookmarkEnd w:id="35"/>
       <w:r>
         <w:rPr>
@@ -18012,7 +18012,7 @@
       <w:r>
         <w:br w:type="page"/>
       </w:r>
-      <w:bookmarkStart w:id="36" w:name="__RefHeading___Toc136529_4049217194"/>
+      <w:bookmarkStart w:id="36" w:name="__RefHeading___Toc136529_3199679052"/>
       <w:bookmarkEnd w:id="36"/>
       <w:r>
         <w:rPr>
@@ -18029,7 +18029,7 @@
         <w:pStyle w:val="Heading2"/>
         <w:rPr/>
       </w:pPr>
-      <w:bookmarkStart w:id="37" w:name="__RefHeading___Toc136531_4049217194"/>
+      <w:bookmarkStart w:id="37" w:name="__RefHeading___Toc136531_3199679052"/>
       <w:bookmarkEnd w:id="37"/>
       <w:r>
         <w:rPr>
@@ -20277,7 +20277,7 @@
         <w:pStyle w:val="Heading2"/>
         <w:rPr/>
       </w:pPr>
-      <w:bookmarkStart w:id="38" w:name="__RefHeading___Toc136533_4049217194"/>
+      <w:bookmarkStart w:id="38" w:name="__RefHeading___Toc136533_3199679052"/>
       <w:bookmarkEnd w:id="38"/>
       <w:r>
         <w:rPr>
@@ -21348,7 +21348,7 @@
         <w:pStyle w:val="Heading2"/>
         <w:rPr/>
       </w:pPr>
-      <w:bookmarkStart w:id="39" w:name="__RefHeading___Toc136535_4049217194"/>
+      <w:bookmarkStart w:id="39" w:name="__RefHeading___Toc136535_3199679052"/>
       <w:bookmarkEnd w:id="39"/>
       <w:r>
         <w:rPr>
@@ -21493,7 +21493,7 @@
         <w:pStyle w:val="Heading2"/>
         <w:rPr/>
       </w:pPr>
-      <w:bookmarkStart w:id="40" w:name="__RefHeading___Toc136537_4049217194"/>
+      <w:bookmarkStart w:id="40" w:name="__RefHeading___Toc136537_3199679052"/>
       <w:bookmarkEnd w:id="40"/>
       <w:r>
         <w:rPr>
@@ -22535,7 +22535,7 @@
         <w:pStyle w:val="Heading2"/>
         <w:rPr/>
       </w:pPr>
-      <w:bookmarkStart w:id="41" w:name="__RefHeading___Toc136539_4049217194"/>
+      <w:bookmarkStart w:id="41" w:name="__RefHeading___Toc136539_3199679052"/>
       <w:bookmarkEnd w:id="41"/>
       <w:r>
         <w:rPr>
@@ -22900,7 +22900,7 @@
         <w:pStyle w:val="Heading2"/>
         <w:rPr/>
       </w:pPr>
-      <w:bookmarkStart w:id="42" w:name="__RefHeading___Toc136541_4049217194"/>
+      <w:bookmarkStart w:id="42" w:name="__RefHeading___Toc136541_3199679052"/>
       <w:bookmarkEnd w:id="42"/>
       <w:r>
         <w:rPr>
@@ -22932,7 +22932,7 @@
         <w:pStyle w:val="Heading2"/>
         <w:rPr/>
       </w:pPr>
-      <w:bookmarkStart w:id="43" w:name="__RefHeading___Toc136543_4049217194"/>
+      <w:bookmarkStart w:id="43" w:name="__RefHeading___Toc136543_3199679052"/>
       <w:bookmarkEnd w:id="43"/>
       <w:r>
         <w:rPr>
@@ -23585,7 +23585,7 @@
         <w:pStyle w:val="Heading2"/>
         <w:rPr/>
       </w:pPr>
-      <w:bookmarkStart w:id="44" w:name="__RefHeading___Toc136545_4049217194"/>
+      <w:bookmarkStart w:id="44" w:name="__RefHeading___Toc136545_3199679052"/>
       <w:bookmarkEnd w:id="44"/>
       <w:r>
         <w:rPr>
@@ -24309,7 +24309,7 @@
       <w:r>
         <w:br w:type="page"/>
       </w:r>
-      <w:bookmarkStart w:id="45" w:name="__RefHeading___Toc136547_4049217194"/>
+      <w:bookmarkStart w:id="45" w:name="__RefHeading___Toc136547_3199679052"/>
       <w:bookmarkEnd w:id="45"/>
       <w:r>
         <w:rPr>
@@ -24341,7 +24341,7 @@
         <w:pStyle w:val="Heading2"/>
         <w:rPr/>
       </w:pPr>
-      <w:bookmarkStart w:id="46" w:name="__RefHeading___Toc136549_4049217194"/>
+      <w:bookmarkStart w:id="46" w:name="__RefHeading___Toc136549_3199679052"/>
       <w:bookmarkEnd w:id="46"/>
       <w:r>
         <w:rPr>
@@ -26332,7 +26332,7 @@
         <w:pStyle w:val="Heading2"/>
         <w:rPr/>
       </w:pPr>
-      <w:bookmarkStart w:id="47" w:name="__RefHeading___Toc136551_4049217194"/>
+      <w:bookmarkStart w:id="47" w:name="__RefHeading___Toc136551_3199679052"/>
       <w:bookmarkEnd w:id="47"/>
       <w:r>
         <w:rPr>
@@ -26517,7 +26517,7 @@
         <w:pStyle w:val="Heading2"/>
         <w:rPr/>
       </w:pPr>
-      <w:bookmarkStart w:id="48" w:name="__RefHeading___Toc136553_4049217194"/>
+      <w:bookmarkStart w:id="48" w:name="__RefHeading___Toc136553_3199679052"/>
       <w:bookmarkEnd w:id="48"/>
       <w:r>
         <w:rPr>
@@ -27934,7 +27934,7 @@
       <w:r>
         <w:br w:type="page"/>
       </w:r>
-      <w:bookmarkStart w:id="49" w:name="__RefHeading___Toc136555_4049217194"/>
+      <w:bookmarkStart w:id="49" w:name="__RefHeading___Toc136555_3199679052"/>
       <w:bookmarkEnd w:id="49"/>
       <w:r>
         <w:rPr>
@@ -28975,7 +28975,7 @@
       <w:r>
         <w:br w:type="page"/>
       </w:r>
-      <w:bookmarkStart w:id="50" w:name="__RefHeading___Toc136557_4049217194"/>
+      <w:bookmarkStart w:id="50" w:name="__RefHeading___Toc136557_3199679052"/>
       <w:bookmarkStart w:id="51" w:name="_Toc233203395"/>
       <w:bookmarkEnd w:id="50"/>
       <w:r>
